--- a/data/projects/2026-beijing-integrative-medicine/outputs/标书终稿-工作流生成.docx
+++ b/data/projects/2026-beijing-integrative-medicine/outputs/标书终稿-工作流生成.docx
@@ -41,10 +41,7 @@
           <w:sz w:val="40"/>
           <w:szCs w:val="36"/>
         </w:rPr>
-        <w:t>| 项目 | 签字/签章 | 日期 |
-|---|---|---|
-| 第一申请人（项目负责人） | _________________ | _________________ |
-| 项目依托单位（</w:t>
+        <w:t>北京整合医学学会临床科研资助计划项目</w:t>
       </w:r>
     </w:p>
     <w:p>
@@ -6734,7 +6731,7 @@
                 <w:color w:val="000000"/>
                 <w:shd w:val="clear" w:color="auto" w:fill="FFFFFF"/>
               </w:rPr>
-              <w:t>一、课题及申请人基本情况</w:t>
+              <w:t>1</w:t>
             </w:r>
           </w:p>
         </w:tc>
@@ -6898,7 +6895,7 @@
                 <w:color w:val="000000"/>
                 <w:shd w:val="clear" w:color="auto" w:fill="FFFFFF"/>
               </w:rPr>
-              <w:t>二、立项依据</w:t>
+              <w:t>2</w:t>
             </w:r>
           </w:p>
         </w:tc>
@@ -7062,7 +7059,7 @@
                 <w:color w:val="000000"/>
                 <w:shd w:val="clear" w:color="auto" w:fill="FFFFFF"/>
               </w:rPr>
-              <w:t>三、主要研究内容</w:t>
+              <w:t>3</w:t>
             </w:r>
           </w:p>
         </w:tc>
@@ -7226,7 +7223,7 @@
                 <w:color w:val="000000"/>
                 <w:shd w:val="clear" w:color="auto" w:fill="FFFFFF"/>
               </w:rPr>
-              <w:t>四、研究基础、可行性论证</w:t>
+              <w:t>4</w:t>
             </w:r>
           </w:p>
         </w:tc>
@@ -7390,7 +7387,7 @@
                 <w:color w:val="000000"/>
                 <w:shd w:val="clear" w:color="auto" w:fill="FFFFFF"/>
               </w:rPr>
-              <w:t>五、经费预算</w:t>
+              <w:t>5</w:t>
             </w:r>
           </w:p>
         </w:tc>
@@ -7554,7 +7551,7 @@
                 <w:color w:val="000000"/>
                 <w:shd w:val="clear" w:color="auto" w:fill="FFFFFF"/>
               </w:rPr>
-              <w:t>六、申请人承诺</w:t>
+              <w:t>6</w:t>
             </w:r>
           </w:p>
         </w:tc>
@@ -7718,7 +7715,7 @@
                 <w:color w:val="000000"/>
                 <w:shd w:val="clear" w:color="auto" w:fill="FFFFFF"/>
               </w:rPr>
-              <w:t>七、签字签章</w:t>
+              <w:t>7</w:t>
             </w:r>
           </w:p>
         </w:tc>
